--- a/Knowledge/3-Work knowledge/1-Software Engineering/1-Fundamentals/5-My Source/3-Network/4-Networks Devices/9-Types of Network Cables/7-USB_Thunderbolt_Serial.docx
+++ b/Knowledge/3-Work knowledge/1-Software Engineering/1-Fundamentals/5-My Source/3-Network/4-Networks Devices/9-Types of Network Cables/7-USB_Thunderbolt_Serial.docx
@@ -5658,138 +5658,228 @@
       </w:pPr>
       <w:r>
         <w:rPr>
-          <w:rFonts w:ascii="Arial" w:eastAsia="Arial" w:hAnsi="Arial" w:cs="Arial"/>
-          <w:b/>
-          <w:bCs/>
-          <w:sz w:val="18"/>
-          <w:szCs w:val="18"/>
-          <w:highlight w:val="lightGray"/>
-        </w:rPr>
-        <w:t># Source: ScreenShots</w:t>
-      </w:r>
-      <w:r>
-        <w:rPr>
-          <w:rFonts w:ascii="Arial" w:eastAsia="Arial" w:hAnsi="Arial" w:cs="Arial"/>
-          <w:sz w:val="18"/>
-          <w:szCs w:val="18"/>
+          <w:rFonts w:ascii="Arial" w:hAnsi="Arial"/>
+          <w:b/>
+          <w:sz w:val="18"/>
+          <w:highlight w:val="lightGray"/>
+        </w:rPr>
+        <w:t xml:space="preserve"># Source: </w:t>
+      </w:r>
+      <w:r>
+        <w:rPr>
+          <w:rFonts w:ascii="Arial" w:hAnsi="Arial" w:eastAsia="Arial" w:cs="Arial"/>
+          <w:b/>
+          <w:i w:val="0"/>
+          <w:color w:val="000000"/>
+          <w:sz w:val="18"/>
+          <w:highlight w:val="lightGray"/>
+        </w:rPr>
+        <w:t>S</w:t>
+      </w:r>
+      <w:r>
+        <w:rPr>
+          <w:rFonts w:ascii="Arial" w:hAnsi="Arial" w:eastAsia="Arial" w:cs="Arial"/>
+          <w:b/>
+          <w:i w:val="0"/>
+          <w:color w:val="000000"/>
+          <w:sz w:val="18"/>
+          <w:highlight w:val="lightGray"/>
+        </w:rPr>
+        <w:t>c</w:t>
+      </w:r>
+      <w:r>
+        <w:rPr>
+          <w:rFonts w:ascii="Arial" w:hAnsi="Arial" w:eastAsia="Arial" w:cs="Arial"/>
+          <w:b/>
+          <w:i w:val="0"/>
+          <w:color w:val="000000"/>
+          <w:sz w:val="18"/>
+          <w:highlight w:val="lightGray"/>
+        </w:rPr>
+        <w:t>r</w:t>
+      </w:r>
+      <w:r>
+        <w:rPr>
+          <w:rFonts w:ascii="Arial" w:hAnsi="Arial" w:eastAsia="Arial" w:cs="Arial"/>
+          <w:b/>
+          <w:i w:val="0"/>
+          <w:color w:val="000000"/>
+          <w:sz w:val="18"/>
+          <w:highlight w:val="lightGray"/>
+        </w:rPr>
+        <w:t>e</w:t>
+      </w:r>
+      <w:r>
+        <w:rPr>
+          <w:rFonts w:ascii="Arial" w:hAnsi="Arial" w:eastAsia="Arial" w:cs="Arial"/>
+          <w:b/>
+          <w:i w:val="0"/>
+          <w:color w:val="000000"/>
+          <w:sz w:val="18"/>
+          <w:highlight w:val="lightGray"/>
+        </w:rPr>
+        <w:t>e</w:t>
+      </w:r>
+      <w:r>
+        <w:rPr>
+          <w:rFonts w:ascii="Arial" w:hAnsi="Arial" w:eastAsia="Arial" w:cs="Arial"/>
+          <w:b/>
+          <w:i w:val="0"/>
+          <w:color w:val="000000"/>
+          <w:sz w:val="18"/>
+          <w:highlight w:val="lightGray"/>
+        </w:rPr>
+        <w:t>n</w:t>
+      </w:r>
+      <w:r>
+        <w:rPr>
+          <w:rFonts w:ascii="Arial" w:hAnsi="Arial" w:eastAsia="Arial" w:cs="Arial"/>
+          <w:b/>
+          <w:i w:val="0"/>
+          <w:color w:val="000000"/>
+          <w:sz w:val="18"/>
+          <w:highlight w:val="lightGray"/>
+        </w:rPr>
+        <w:t>S</w:t>
+      </w:r>
+      <w:r>
+        <w:rPr>
+          <w:rFonts w:ascii="Arial" w:hAnsi="Arial" w:eastAsia="Arial" w:cs="Arial"/>
+          <w:b/>
+          <w:i w:val="0"/>
+          <w:color w:val="000000"/>
+          <w:sz w:val="18"/>
+          <w:highlight w:val="lightGray"/>
+        </w:rPr>
+        <w:t>h</w:t>
+      </w:r>
+      <w:r>
+        <w:rPr>
+          <w:rFonts w:ascii="Arial" w:hAnsi="Arial" w:eastAsia="Arial" w:cs="Arial"/>
+          <w:b/>
+          <w:i w:val="0"/>
+          <w:color w:val="000000"/>
+          <w:sz w:val="18"/>
+          <w:highlight w:val="lightGray"/>
+        </w:rPr>
+        <w:t>o</w:t>
+      </w:r>
+      <w:r>
+        <w:rPr>
+          <w:rFonts w:ascii="Arial" w:hAnsi="Arial" w:eastAsia="Arial" w:cs="Arial"/>
+          <w:b/>
+          <w:i w:val="0"/>
+          <w:color w:val="000000"/>
+          <w:sz w:val="18"/>
+          <w:highlight w:val="lightGray"/>
+        </w:rPr>
+        <w:t>t</w:t>
+      </w:r>
+      <w:r>
+        <w:rPr>
+          <w:rFonts w:ascii="Arial" w:hAnsi="Arial"/>
+          <w:sz w:val="18"/>
           <w:highlight w:val="lightGray"/>
         </w:rPr>
         <w:t xml:space="preserve"> </w:t>
       </w:r>
       <w:r>
         <w:rPr>
-          <w:rFonts w:ascii="Arial" w:eastAsia="Arial" w:hAnsi="Arial" w:cs="Arial"/>
-          <w:b/>
-          <w:bCs/>
-          <w:sz w:val="18"/>
-          <w:szCs w:val="18"/>
+          <w:rFonts w:ascii="Arial" w:hAnsi="Arial"/>
+          <w:b/>
+          <w:sz w:val="18"/>
           <w:highlight w:val="lightGray"/>
         </w:rPr>
         <w:t>Source</w:t>
       </w:r>
       <w:r>
         <w:rPr>
-          <w:rFonts w:ascii="Arial" w:eastAsia="Arial" w:hAnsi="Arial" w:cs="Arial"/>
-          <w:sz w:val="18"/>
-          <w:szCs w:val="18"/>
+          <w:rFonts w:ascii="Arial" w:hAnsi="Arial"/>
+          <w:sz w:val="18"/>
           <w:highlight w:val="lightGray"/>
         </w:rPr>
         <w:t xml:space="preserve">: </w:t>
       </w:r>
       <w:r>
         <w:rPr>
-          <w:rFonts w:ascii="Arial" w:eastAsia="Arial" w:hAnsi="Arial" w:cs="Arial"/>
-          <w:b/>
-          <w:bCs/>
-          <w:sz w:val="18"/>
-          <w:szCs w:val="18"/>
+          <w:rFonts w:ascii="Arial" w:hAnsi="Arial"/>
+          <w:b/>
+          <w:sz w:val="18"/>
           <w:highlight w:val="lightGray"/>
         </w:rPr>
         <w:t>Provided by:</w:t>
       </w:r>
       <w:r>
         <w:rPr>
-          <w:rFonts w:ascii="Arial" w:eastAsia="Arial" w:hAnsi="Arial" w:cs="Arial"/>
-          <w:sz w:val="18"/>
-          <w:szCs w:val="18"/>
+          <w:rFonts w:ascii="Arial" w:hAnsi="Arial"/>
+          <w:sz w:val="18"/>
           <w:highlight w:val="lightGray"/>
         </w:rPr>
         <w:t xml:space="preserve"> [Persons Table -&gt; ID Column: 1, Name_En Column: Motasem Essam] -&gt; </w:t>
       </w:r>
       <w:r>
         <w:rPr>
-          <w:rFonts w:ascii="Arial" w:eastAsia="Arial" w:hAnsi="Arial" w:cs="Arial"/>
-          <w:b/>
-          <w:bCs/>
-          <w:sz w:val="18"/>
-          <w:szCs w:val="18"/>
+          <w:rFonts w:ascii="Arial" w:hAnsi="Arial"/>
+          <w:b/>
+          <w:sz w:val="18"/>
           <w:highlight w:val="lightGray"/>
         </w:rPr>
         <w:t>Tool:</w:t>
       </w:r>
       <w:r>
         <w:rPr>
-          <w:rFonts w:ascii="Arial" w:eastAsia="Arial" w:hAnsi="Arial" w:cs="Arial"/>
-          <w:sz w:val="18"/>
-          <w:szCs w:val="18"/>
+          <w:rFonts w:ascii="Arial" w:hAnsi="Arial"/>
+          <w:sz w:val="18"/>
           <w:highlight w:val="lightGray"/>
         </w:rPr>
         <w:t xml:space="preserve"> [Lightshot Program] -&gt; </w:t>
       </w:r>
       <w:r>
         <w:rPr>
-          <w:rFonts w:ascii="Arial" w:eastAsia="Arial" w:hAnsi="Arial" w:cs="Arial"/>
-          <w:b/>
-          <w:bCs/>
-          <w:sz w:val="18"/>
-          <w:szCs w:val="18"/>
+          <w:rFonts w:ascii="Arial" w:hAnsi="Arial"/>
+          <w:b/>
+          <w:sz w:val="18"/>
           <w:highlight w:val="lightGray"/>
         </w:rPr>
         <w:t xml:space="preserve">From </w:t>
       </w:r>
       <w:r>
         <w:rPr>
-          <w:rFonts w:ascii="Arial" w:eastAsia="Arial" w:hAnsi="Arial" w:cs="Arial"/>
-          <w:sz w:val="18"/>
-          <w:szCs w:val="18"/>
+          <w:rFonts w:ascii="Arial" w:hAnsi="Arial"/>
+          <w:sz w:val="18"/>
           <w:highlight w:val="lightGray"/>
         </w:rPr>
         <w:t xml:space="preserve">[Site: Google Search: Images: </w:t>
       </w:r>
       <w:r>
         <w:rPr>
-          <w:rFonts w:ascii="Arial" w:eastAsia="Arial" w:hAnsi="Arial" w:cs="Arial"/>
-          <w:sz w:val="18"/>
-          <w:szCs w:val="18"/>
+          <w:rFonts w:ascii="Arial" w:hAnsi="Arial"/>
+          <w:sz w:val="18"/>
           <w:highlight w:val="lightGray"/>
         </w:rPr>
         <w:t>usb cable</w:t>
       </w:r>
       <w:r>
         <w:rPr>
-          <w:rFonts w:ascii="Arial" w:eastAsia="Arial" w:hAnsi="Arial" w:cs="Arial"/>
-          <w:sz w:val="18"/>
-          <w:szCs w:val="18"/>
+          <w:rFonts w:ascii="Arial" w:hAnsi="Arial"/>
+          <w:sz w:val="18"/>
           <w:highlight w:val="lightGray"/>
         </w:rPr>
         <w:t xml:space="preserve">] </w:t>
       </w:r>
       <w:r>
         <w:rPr>
-          <w:rFonts w:ascii="Arial" w:eastAsia="Arial" w:hAnsi="Arial" w:cs="Arial"/>
-          <w:b/>
-          <w:bCs/>
-          <w:sz w:val="18"/>
-          <w:szCs w:val="18"/>
+          <w:rFonts w:ascii="Arial" w:hAnsi="Arial"/>
+          <w:b/>
+          <w:sz w:val="18"/>
           <w:highlight w:val="lightGray"/>
         </w:rPr>
         <w:t>on</w:t>
       </w:r>
       <w:r>
         <w:rPr>
-          <w:rFonts w:ascii="Arial" w:eastAsia="Arial" w:hAnsi="Arial" w:cs="Arial"/>
-          <w:sz w:val="18"/>
-          <w:szCs w:val="18"/>
+          <w:rFonts w:ascii="Arial" w:hAnsi="Arial"/>
+          <w:sz w:val="18"/>
           <w:highlight w:val="lightGray"/>
         </w:rPr>
         <w:t xml:space="preserve"> [</w:t>
@@ -5804,9 +5894,8 @@
       </w:r>
       <w:r>
         <w:rPr>
-          <w:rFonts w:ascii="Arial" w:eastAsia="Arial" w:hAnsi="Arial" w:cs="Arial"/>
-          <w:sz w:val="18"/>
-          <w:szCs w:val="18"/>
+          <w:rFonts w:ascii="Arial" w:hAnsi="Arial"/>
+          <w:sz w:val="18"/>
           <w:highlight w:val="lightGray"/>
         </w:rPr>
         <w:t>]</w:t>
@@ -8152,120 +8241,212 @@
       </w:pPr>
       <w:r>
         <w:rPr>
-          <w:rFonts w:ascii="Arial" w:eastAsia="Arial" w:hAnsi="Arial" w:cs="Arial"/>
-          <w:b/>
-          <w:bCs/>
-          <w:sz w:val="18"/>
-          <w:szCs w:val="18"/>
-          <w:highlight w:val="lightGray"/>
-        </w:rPr>
-        <w:t># Source: ScreenShots</w:t>
-      </w:r>
-      <w:r>
-        <w:rPr>
-          <w:rFonts w:ascii="Arial" w:eastAsia="Arial" w:hAnsi="Arial" w:cs="Arial"/>
-          <w:sz w:val="18"/>
-          <w:szCs w:val="18"/>
+          <w:rFonts w:ascii="Arial" w:hAnsi="Arial"/>
+          <w:b/>
+          <w:sz w:val="18"/>
+          <w:highlight w:val="lightGray"/>
+        </w:rPr>
+        <w:t xml:space="preserve"># Source: </w:t>
+      </w:r>
+      <w:r>
+        <w:rPr>
+          <w:rFonts w:ascii="Arial" w:hAnsi="Arial" w:eastAsia="Arial" w:cs="Arial"/>
+          <w:b/>
+          <w:i w:val="0"/>
+          <w:color w:val="000000"/>
+          <w:sz w:val="18"/>
+          <w:highlight w:val="lightGray"/>
+        </w:rPr>
+        <w:t>S</w:t>
+      </w:r>
+      <w:r>
+        <w:rPr>
+          <w:rFonts w:ascii="Arial" w:hAnsi="Arial" w:eastAsia="Arial" w:cs="Arial"/>
+          <w:b/>
+          <w:i w:val="0"/>
+          <w:color w:val="000000"/>
+          <w:sz w:val="18"/>
+          <w:highlight w:val="lightGray"/>
+        </w:rPr>
+        <w:t>c</w:t>
+      </w:r>
+      <w:r>
+        <w:rPr>
+          <w:rFonts w:ascii="Arial" w:hAnsi="Arial" w:eastAsia="Arial" w:cs="Arial"/>
+          <w:b/>
+          <w:i w:val="0"/>
+          <w:color w:val="000000"/>
+          <w:sz w:val="18"/>
+          <w:highlight w:val="lightGray"/>
+        </w:rPr>
+        <w:t>r</w:t>
+      </w:r>
+      <w:r>
+        <w:rPr>
+          <w:rFonts w:ascii="Arial" w:hAnsi="Arial" w:eastAsia="Arial" w:cs="Arial"/>
+          <w:b/>
+          <w:i w:val="0"/>
+          <w:color w:val="000000"/>
+          <w:sz w:val="18"/>
+          <w:highlight w:val="lightGray"/>
+        </w:rPr>
+        <w:t>e</w:t>
+      </w:r>
+      <w:r>
+        <w:rPr>
+          <w:rFonts w:ascii="Arial" w:hAnsi="Arial" w:eastAsia="Arial" w:cs="Arial"/>
+          <w:b/>
+          <w:i w:val="0"/>
+          <w:color w:val="000000"/>
+          <w:sz w:val="18"/>
+          <w:highlight w:val="lightGray"/>
+        </w:rPr>
+        <w:t>e</w:t>
+      </w:r>
+      <w:r>
+        <w:rPr>
+          <w:rFonts w:ascii="Arial" w:hAnsi="Arial" w:eastAsia="Arial" w:cs="Arial"/>
+          <w:b/>
+          <w:i w:val="0"/>
+          <w:color w:val="000000"/>
+          <w:sz w:val="18"/>
+          <w:highlight w:val="lightGray"/>
+        </w:rPr>
+        <w:t>n</w:t>
+      </w:r>
+      <w:r>
+        <w:rPr>
+          <w:rFonts w:ascii="Arial" w:hAnsi="Arial" w:eastAsia="Arial" w:cs="Arial"/>
+          <w:b/>
+          <w:i w:val="0"/>
+          <w:color w:val="000000"/>
+          <w:sz w:val="18"/>
+          <w:highlight w:val="lightGray"/>
+        </w:rPr>
+        <w:t>S</w:t>
+      </w:r>
+      <w:r>
+        <w:rPr>
+          <w:rFonts w:ascii="Arial" w:hAnsi="Arial" w:eastAsia="Arial" w:cs="Arial"/>
+          <w:b/>
+          <w:i w:val="0"/>
+          <w:color w:val="000000"/>
+          <w:sz w:val="18"/>
+          <w:highlight w:val="lightGray"/>
+        </w:rPr>
+        <w:t>h</w:t>
+      </w:r>
+      <w:r>
+        <w:rPr>
+          <w:rFonts w:ascii="Arial" w:hAnsi="Arial" w:eastAsia="Arial" w:cs="Arial"/>
+          <w:b/>
+          <w:i w:val="0"/>
+          <w:color w:val="000000"/>
+          <w:sz w:val="18"/>
+          <w:highlight w:val="lightGray"/>
+        </w:rPr>
+        <w:t>o</w:t>
+      </w:r>
+      <w:r>
+        <w:rPr>
+          <w:rFonts w:ascii="Arial" w:hAnsi="Arial" w:eastAsia="Arial" w:cs="Arial"/>
+          <w:b/>
+          <w:i w:val="0"/>
+          <w:color w:val="000000"/>
+          <w:sz w:val="18"/>
+          <w:highlight w:val="lightGray"/>
+        </w:rPr>
+        <w:t>t</w:t>
+      </w:r>
+      <w:r>
+        <w:rPr>
+          <w:rFonts w:ascii="Arial" w:hAnsi="Arial"/>
+          <w:sz w:val="18"/>
           <w:highlight w:val="lightGray"/>
         </w:rPr>
         <w:t xml:space="preserve"> </w:t>
       </w:r>
       <w:r>
         <w:rPr>
-          <w:rFonts w:ascii="Arial" w:eastAsia="Arial" w:hAnsi="Arial" w:cs="Arial"/>
-          <w:b/>
-          <w:bCs/>
-          <w:sz w:val="18"/>
-          <w:szCs w:val="18"/>
+          <w:rFonts w:ascii="Arial" w:hAnsi="Arial"/>
+          <w:b/>
+          <w:sz w:val="18"/>
           <w:highlight w:val="lightGray"/>
         </w:rPr>
         <w:t>Source</w:t>
       </w:r>
       <w:r>
         <w:rPr>
-          <w:rFonts w:ascii="Arial" w:eastAsia="Arial" w:hAnsi="Arial" w:cs="Arial"/>
-          <w:sz w:val="18"/>
-          <w:szCs w:val="18"/>
+          <w:rFonts w:ascii="Arial" w:hAnsi="Arial"/>
+          <w:sz w:val="18"/>
           <w:highlight w:val="lightGray"/>
         </w:rPr>
         <w:t xml:space="preserve">: </w:t>
       </w:r>
       <w:r>
         <w:rPr>
-          <w:rFonts w:ascii="Arial" w:eastAsia="Arial" w:hAnsi="Arial" w:cs="Arial"/>
-          <w:b/>
-          <w:bCs/>
-          <w:sz w:val="18"/>
-          <w:szCs w:val="18"/>
+          <w:rFonts w:ascii="Arial" w:hAnsi="Arial"/>
+          <w:b/>
+          <w:sz w:val="18"/>
           <w:highlight w:val="lightGray"/>
         </w:rPr>
         <w:t>Provided by:</w:t>
       </w:r>
       <w:r>
         <w:rPr>
-          <w:rFonts w:ascii="Arial" w:eastAsia="Arial" w:hAnsi="Arial" w:cs="Arial"/>
-          <w:sz w:val="18"/>
-          <w:szCs w:val="18"/>
+          <w:rFonts w:ascii="Arial" w:hAnsi="Arial"/>
+          <w:sz w:val="18"/>
           <w:highlight w:val="lightGray"/>
         </w:rPr>
         <w:t xml:space="preserve"> [Persons Table -&gt; ID Column: 1, Name_En Column: Motasem Essam] -&gt; </w:t>
       </w:r>
       <w:r>
         <w:rPr>
-          <w:rFonts w:ascii="Arial" w:eastAsia="Arial" w:hAnsi="Arial" w:cs="Arial"/>
-          <w:b/>
-          <w:bCs/>
-          <w:sz w:val="18"/>
-          <w:szCs w:val="18"/>
+          <w:rFonts w:ascii="Arial" w:hAnsi="Arial"/>
+          <w:b/>
+          <w:sz w:val="18"/>
           <w:highlight w:val="lightGray"/>
         </w:rPr>
         <w:t>Tool:</w:t>
       </w:r>
       <w:r>
         <w:rPr>
-          <w:rFonts w:ascii="Arial" w:eastAsia="Arial" w:hAnsi="Arial" w:cs="Arial"/>
-          <w:sz w:val="18"/>
-          <w:szCs w:val="18"/>
+          <w:rFonts w:ascii="Arial" w:hAnsi="Arial"/>
+          <w:sz w:val="18"/>
           <w:highlight w:val="lightGray"/>
         </w:rPr>
         <w:t xml:space="preserve"> [Lightshot Program] -&gt; </w:t>
       </w:r>
       <w:r>
         <w:rPr>
-          <w:rFonts w:ascii="Arial" w:eastAsia="Arial" w:hAnsi="Arial" w:cs="Arial"/>
-          <w:b/>
-          <w:bCs/>
-          <w:sz w:val="18"/>
-          <w:szCs w:val="18"/>
+          <w:rFonts w:ascii="Arial" w:hAnsi="Arial"/>
+          <w:b/>
+          <w:sz w:val="18"/>
           <w:highlight w:val="lightGray"/>
         </w:rPr>
         <w:t xml:space="preserve">From </w:t>
       </w:r>
       <w:r>
         <w:rPr>
-          <w:rFonts w:ascii="Arial" w:eastAsia="Arial" w:hAnsi="Arial" w:cs="Arial"/>
-          <w:sz w:val="18"/>
-          <w:szCs w:val="18"/>
+          <w:rFonts w:ascii="Arial" w:hAnsi="Arial"/>
+          <w:sz w:val="18"/>
           <w:highlight w:val="lightGray"/>
         </w:rPr>
         <w:t xml:space="preserve">[Site: Google Search: Images: Thunderbolt cable] </w:t>
       </w:r>
       <w:r>
         <w:rPr>
-          <w:rFonts w:ascii="Arial" w:eastAsia="Arial" w:hAnsi="Arial" w:cs="Arial"/>
-          <w:b/>
-          <w:bCs/>
-          <w:sz w:val="18"/>
-          <w:szCs w:val="18"/>
+          <w:rFonts w:ascii="Arial" w:hAnsi="Arial"/>
+          <w:b/>
+          <w:sz w:val="18"/>
           <w:highlight w:val="lightGray"/>
         </w:rPr>
         <w:t>on</w:t>
       </w:r>
       <w:r>
         <w:rPr>
-          <w:rFonts w:ascii="Arial" w:eastAsia="Arial" w:hAnsi="Arial" w:cs="Arial"/>
-          <w:sz w:val="18"/>
-          <w:szCs w:val="18"/>
+          <w:rFonts w:ascii="Arial" w:hAnsi="Arial"/>
+          <w:sz w:val="18"/>
           <w:highlight w:val="lightGray"/>
         </w:rPr>
         <w:t xml:space="preserve"> [</w:t>
@@ -8280,9 +8461,8 @@
       </w:r>
       <w:r>
         <w:rPr>
-          <w:rFonts w:ascii="Arial" w:eastAsia="Arial" w:hAnsi="Arial" w:cs="Arial"/>
-          <w:sz w:val="18"/>
-          <w:szCs w:val="18"/>
+          <w:rFonts w:ascii="Arial" w:hAnsi="Arial"/>
+          <w:sz w:val="18"/>
           <w:highlight w:val="lightGray"/>
         </w:rPr>
         <w:t>]</w:t>
@@ -10646,124 +10826,214 @@
           <w14:ligatures w14:val="none"/>
         </w:rPr>
       </w:pPr>
-      <w:bookmarkStart w:id="11" w:name="_mtgcgly8mh89" w:colFirst="0" w:colLast="0"/>
-      <w:bookmarkEnd w:id="11"/>
-      <w:r>
-        <w:rPr>
-          <w:rFonts w:ascii="Arial" w:eastAsia="Arial" w:hAnsi="Arial" w:cs="Arial"/>
-          <w:b/>
-          <w:bCs/>
-          <w:sz w:val="18"/>
-          <w:szCs w:val="18"/>
-          <w:highlight w:val="lightGray"/>
-        </w:rPr>
-        <w:t># Source: ScreenShots</w:t>
-      </w:r>
-      <w:r>
-        <w:rPr>
-          <w:rFonts w:ascii="Arial" w:eastAsia="Arial" w:hAnsi="Arial" w:cs="Arial"/>
-          <w:sz w:val="18"/>
-          <w:szCs w:val="18"/>
+      <w:r>
+        <w:rPr>
+          <w:rFonts w:ascii="Arial" w:hAnsi="Arial"/>
+          <w:b/>
+          <w:sz w:val="18"/>
+          <w:highlight w:val="lightGray"/>
+        </w:rPr>
+        <w:t xml:space="preserve"># Source: </w:t>
+      </w:r>
+      <w:r>
+        <w:rPr>
+          <w:rFonts w:ascii="Arial" w:hAnsi="Arial" w:eastAsia="Arial" w:cs="Arial"/>
+          <w:b/>
+          <w:i w:val="0"/>
+          <w:color w:val="000000"/>
+          <w:sz w:val="18"/>
+          <w:highlight w:val="lightGray"/>
+        </w:rPr>
+        <w:t>S</w:t>
+      </w:r>
+      <w:r>
+        <w:rPr>
+          <w:rFonts w:ascii="Arial" w:hAnsi="Arial" w:eastAsia="Arial" w:cs="Arial"/>
+          <w:b/>
+          <w:i w:val="0"/>
+          <w:color w:val="000000"/>
+          <w:sz w:val="18"/>
+          <w:highlight w:val="lightGray"/>
+        </w:rPr>
+        <w:t>c</w:t>
+      </w:r>
+      <w:r>
+        <w:rPr>
+          <w:rFonts w:ascii="Arial" w:hAnsi="Arial" w:eastAsia="Arial" w:cs="Arial"/>
+          <w:b/>
+          <w:i w:val="0"/>
+          <w:color w:val="000000"/>
+          <w:sz w:val="18"/>
+          <w:highlight w:val="lightGray"/>
+        </w:rPr>
+        <w:t>r</w:t>
+      </w:r>
+      <w:r>
+        <w:rPr>
+          <w:rFonts w:ascii="Arial" w:hAnsi="Arial" w:eastAsia="Arial" w:cs="Arial"/>
+          <w:b/>
+          <w:i w:val="0"/>
+          <w:color w:val="000000"/>
+          <w:sz w:val="18"/>
+          <w:highlight w:val="lightGray"/>
+        </w:rPr>
+        <w:t>e</w:t>
+      </w:r>
+      <w:r>
+        <w:rPr>
+          <w:rFonts w:ascii="Arial" w:hAnsi="Arial" w:eastAsia="Arial" w:cs="Arial"/>
+          <w:b/>
+          <w:i w:val="0"/>
+          <w:color w:val="000000"/>
+          <w:sz w:val="18"/>
+          <w:highlight w:val="lightGray"/>
+        </w:rPr>
+        <w:t>e</w:t>
+      </w:r>
+      <w:r>
+        <w:rPr>
+          <w:rFonts w:ascii="Arial" w:hAnsi="Arial" w:eastAsia="Arial" w:cs="Arial"/>
+          <w:b/>
+          <w:i w:val="0"/>
+          <w:color w:val="000000"/>
+          <w:sz w:val="18"/>
+          <w:highlight w:val="lightGray"/>
+        </w:rPr>
+        <w:t>n</w:t>
+      </w:r>
+      <w:r>
+        <w:rPr>
+          <w:rFonts w:ascii="Arial" w:hAnsi="Arial" w:eastAsia="Arial" w:cs="Arial"/>
+          <w:b/>
+          <w:i w:val="0"/>
+          <w:color w:val="000000"/>
+          <w:sz w:val="18"/>
+          <w:highlight w:val="lightGray"/>
+        </w:rPr>
+        <w:t>S</w:t>
+      </w:r>
+      <w:r>
+        <w:rPr>
+          <w:rFonts w:ascii="Arial" w:hAnsi="Arial" w:eastAsia="Arial" w:cs="Arial"/>
+          <w:b/>
+          <w:i w:val="0"/>
+          <w:color w:val="000000"/>
+          <w:sz w:val="18"/>
+          <w:highlight w:val="lightGray"/>
+        </w:rPr>
+        <w:t>h</w:t>
+      </w:r>
+      <w:r>
+        <w:rPr>
+          <w:rFonts w:ascii="Arial" w:hAnsi="Arial" w:eastAsia="Arial" w:cs="Arial"/>
+          <w:b/>
+          <w:i w:val="0"/>
+          <w:color w:val="000000"/>
+          <w:sz w:val="18"/>
+          <w:highlight w:val="lightGray"/>
+        </w:rPr>
+        <w:t>o</w:t>
+      </w:r>
+      <w:r>
+        <w:rPr>
+          <w:rFonts w:ascii="Arial" w:hAnsi="Arial" w:eastAsia="Arial" w:cs="Arial"/>
+          <w:b/>
+          <w:i w:val="0"/>
+          <w:color w:val="000000"/>
+          <w:sz w:val="18"/>
+          <w:highlight w:val="lightGray"/>
+        </w:rPr>
+        <w:t>t</w:t>
+      </w:r>
+      <w:r>
+        <w:rPr>
+          <w:rFonts w:ascii="Arial" w:hAnsi="Arial"/>
+          <w:sz w:val="18"/>
           <w:highlight w:val="lightGray"/>
         </w:rPr>
         <w:t xml:space="preserve"> </w:t>
       </w:r>
       <w:r>
         <w:rPr>
-          <w:rFonts w:ascii="Arial" w:eastAsia="Arial" w:hAnsi="Arial" w:cs="Arial"/>
-          <w:b/>
-          <w:bCs/>
-          <w:sz w:val="18"/>
-          <w:szCs w:val="18"/>
+          <w:rFonts w:ascii="Arial" w:hAnsi="Arial"/>
+          <w:b/>
+          <w:sz w:val="18"/>
           <w:highlight w:val="lightGray"/>
         </w:rPr>
         <w:t>Source</w:t>
       </w:r>
       <w:r>
         <w:rPr>
-          <w:rFonts w:ascii="Arial" w:eastAsia="Arial" w:hAnsi="Arial" w:cs="Arial"/>
-          <w:sz w:val="18"/>
-          <w:szCs w:val="18"/>
+          <w:rFonts w:ascii="Arial" w:hAnsi="Arial"/>
+          <w:sz w:val="18"/>
           <w:highlight w:val="lightGray"/>
         </w:rPr>
         <w:t xml:space="preserve">: </w:t>
       </w:r>
       <w:r>
         <w:rPr>
-          <w:rFonts w:ascii="Arial" w:eastAsia="Arial" w:hAnsi="Arial" w:cs="Arial"/>
-          <w:b/>
-          <w:bCs/>
-          <w:sz w:val="18"/>
-          <w:szCs w:val="18"/>
+          <w:rFonts w:ascii="Arial" w:hAnsi="Arial"/>
+          <w:b/>
+          <w:sz w:val="18"/>
           <w:highlight w:val="lightGray"/>
         </w:rPr>
         <w:t>Provided by:</w:t>
       </w:r>
       <w:r>
         <w:rPr>
-          <w:rFonts w:ascii="Arial" w:eastAsia="Arial" w:hAnsi="Arial" w:cs="Arial"/>
-          <w:sz w:val="18"/>
-          <w:szCs w:val="18"/>
+          <w:rFonts w:ascii="Arial" w:hAnsi="Arial"/>
+          <w:sz w:val="18"/>
           <w:highlight w:val="lightGray"/>
         </w:rPr>
         <w:t xml:space="preserve"> [Persons Table -&gt; ID Column: 1, Name_En Column: Motasem Essam] -&gt; </w:t>
       </w:r>
       <w:r>
         <w:rPr>
-          <w:rFonts w:ascii="Arial" w:eastAsia="Arial" w:hAnsi="Arial" w:cs="Arial"/>
-          <w:b/>
-          <w:bCs/>
-          <w:sz w:val="18"/>
-          <w:szCs w:val="18"/>
+          <w:rFonts w:ascii="Arial" w:hAnsi="Arial"/>
+          <w:b/>
+          <w:sz w:val="18"/>
           <w:highlight w:val="lightGray"/>
         </w:rPr>
         <w:t>Tool:</w:t>
       </w:r>
       <w:r>
         <w:rPr>
-          <w:rFonts w:ascii="Arial" w:eastAsia="Arial" w:hAnsi="Arial" w:cs="Arial"/>
-          <w:sz w:val="18"/>
-          <w:szCs w:val="18"/>
+          <w:rFonts w:ascii="Arial" w:hAnsi="Arial"/>
+          <w:sz w:val="18"/>
           <w:highlight w:val="lightGray"/>
         </w:rPr>
         <w:t xml:space="preserve"> [Lightshot Program] -&gt; </w:t>
       </w:r>
       <w:r>
         <w:rPr>
-          <w:rFonts w:ascii="Arial" w:eastAsia="Arial" w:hAnsi="Arial" w:cs="Arial"/>
-          <w:b/>
-          <w:bCs/>
-          <w:sz w:val="18"/>
-          <w:szCs w:val="18"/>
+          <w:rFonts w:ascii="Arial" w:hAnsi="Arial"/>
+          <w:b/>
+          <w:sz w:val="18"/>
           <w:highlight w:val="lightGray"/>
         </w:rPr>
         <w:t xml:space="preserve">From </w:t>
       </w:r>
       <w:r>
         <w:rPr>
-          <w:rFonts w:ascii="Arial" w:eastAsia="Arial" w:hAnsi="Arial" w:cs="Arial"/>
-          <w:sz w:val="18"/>
-          <w:szCs w:val="18"/>
+          <w:rFonts w:ascii="Arial" w:hAnsi="Arial"/>
+          <w:sz w:val="18"/>
           <w:highlight w:val="lightGray"/>
         </w:rPr>
         <w:t xml:space="preserve">[Site: Google Search: Images: Serial (RS-232) cable] </w:t>
       </w:r>
       <w:r>
         <w:rPr>
-          <w:rFonts w:ascii="Arial" w:eastAsia="Arial" w:hAnsi="Arial" w:cs="Arial"/>
-          <w:b/>
-          <w:bCs/>
-          <w:sz w:val="18"/>
-          <w:szCs w:val="18"/>
+          <w:rFonts w:ascii="Arial" w:hAnsi="Arial"/>
+          <w:b/>
+          <w:sz w:val="18"/>
           <w:highlight w:val="lightGray"/>
         </w:rPr>
         <w:t>on</w:t>
       </w:r>
       <w:r>
         <w:rPr>
-          <w:rFonts w:ascii="Arial" w:eastAsia="Arial" w:hAnsi="Arial" w:cs="Arial"/>
-          <w:sz w:val="18"/>
-          <w:szCs w:val="18"/>
+          <w:rFonts w:ascii="Arial" w:hAnsi="Arial"/>
+          <w:sz w:val="18"/>
           <w:highlight w:val="lightGray"/>
         </w:rPr>
         <w:t xml:space="preserve"> [</w:t>
@@ -10778,58 +11048,11 @@
       </w:r>
       <w:r>
         <w:rPr>
-          <w:rFonts w:ascii="Arial" w:eastAsia="Arial" w:hAnsi="Arial" w:cs="Arial"/>
-          <w:sz w:val="18"/>
-          <w:szCs w:val="18"/>
+          <w:rFonts w:ascii="Arial" w:hAnsi="Arial"/>
+          <w:sz w:val="18"/>
           <w:highlight w:val="lightGray"/>
         </w:rPr>
         <w:t>]</w:t>
-      </w:r>
-      <w:r>
-        <w:rPr>
-          <w:rFonts w:ascii="Arial" w:eastAsia="Arial" w:hAnsi="Arial" w:cs="Arial"/>
-          <w:noProof/>
-          <w:kern w:val="0"/>
-          <w:sz w:val="22"/>
-          <w:szCs w:val="22"/>
-          <w:lang w:val="en"/>
-          <w14:ligatures w14:val="none"/>
-        </w:rPr>
-        <w:drawing>
-          <wp:inline distT="0" distB="0" distL="0" distR="0" wp14:anchorId="762B495C" wp14:editId="75AA45EE">
-            <wp:extent cx="5943600" cy="1647825"/>
-            <wp:effectExtent l="0" t="0" r="0" b="9525"/>
-            <wp:docPr id="785333425" name="Picture 1"/>
-            <wp:cNvGraphicFramePr>
-              <a:graphicFrameLocks xmlns:a="http://schemas.openxmlformats.org/drawingml/2006/main" noChangeAspect="1"/>
-            </wp:cNvGraphicFramePr>
-            <a:graphic xmlns:a="http://schemas.openxmlformats.org/drawingml/2006/main">
-              <a:graphicData uri="http://schemas.openxmlformats.org/drawingml/2006/picture">
-                <pic:pic xmlns:pic="http://schemas.openxmlformats.org/drawingml/2006/picture">
-                  <pic:nvPicPr>
-                    <pic:cNvPr id="785333425" name=""/>
-                    <pic:cNvPicPr/>
-                  </pic:nvPicPr>
-                  <pic:blipFill>
-                    <a:blip r:embed="rId10"/>
-                    <a:stretch>
-                      <a:fillRect/>
-                    </a:stretch>
-                  </pic:blipFill>
-                  <pic:spPr>
-                    <a:xfrm>
-                      <a:off x="0" y="0"/>
-                      <a:ext cx="5943600" cy="1647825"/>
-                    </a:xfrm>
-                    <a:prstGeom prst="rect">
-                      <a:avLst/>
-                    </a:prstGeom>
-                  </pic:spPr>
-                </pic:pic>
-              </a:graphicData>
-            </a:graphic>
-          </wp:inline>
-        </w:drawing>
       </w:r>
     </w:p>
     <w:p>
